--- a/downloads/teacher/04 Units/Unit 06 - Food Systems and Production - From Farm to Table/Lesson 06.13 - Scale the Recipe and Cost It From the Circular.docx
+++ b/downloads/teacher/04 Units/Unit 06 - Food Systems and Production - From Farm to Table/Lesson 06.13 - Scale the Recipe and Cost It From the Circular.docx
@@ -302,23 +302,41 @@
       <w:r>
         <w:t xml:space="preserve">By the end of this lesson, students will be able to:</w:t>
       </w:r>
-      <w:r>
-        <w:t xml:space="preserve"> </w:t>
-      </w:r>
-      <w:r>
-        <w:t xml:space="preserve">1. (Low, Day 1) Given a recipe for 4 servings and a target of 28 portions, compute the scale factor and multiply every ingredient amount correctly.</w:t>
-      </w:r>
-      <w:r>
-        <w:t xml:space="preserve"> </w:t>
-      </w:r>
-      <w:r>
-        <w:t xml:space="preserve">2. (Mid, Day 1 and Day 2) Given scaled amounts and real package sizes, convert between cups, fluid ounces, and ounces where needed, round each ingredient up to the number of packages the store sells, and run a yield check that shows the plan feeds at least 30.</w:t>
-      </w:r>
-      <w:r>
-        <w:t xml:space="preserve"> </w:t>
-      </w:r>
-      <w:r>
-        <w:t xml:space="preserve">3. (High, Day 2) Given this week’s circular, cost the whole scaled recipe line by line with a running total, and when the total is over the station budget, revise it with a named swap and state in writing what the swap saved and what it cost in quality.</w:t>
+    </w:p>
+    <w:p>
+      <w:pPr>
+        <w:numPr>
+          <w:ilvl w:val="0"/>
+          <w:numId w:val="1002"/>
+        </w:numPr>
+        <w:pStyle w:val="Compact"/>
+      </w:pPr>
+      <w:r>
+        <w:t xml:space="preserve">(Low, Day 1) Given a recipe for 4 servings and a target of 28 portions, compute the scale factor and multiply every ingredient amount correctly.</w:t>
+      </w:r>
+    </w:p>
+    <w:p>
+      <w:pPr>
+        <w:numPr>
+          <w:ilvl w:val="0"/>
+          <w:numId w:val="1002"/>
+        </w:numPr>
+        <w:pStyle w:val="Compact"/>
+      </w:pPr>
+      <w:r>
+        <w:t xml:space="preserve">(Mid, Day 1 and Day 2) Given scaled amounts and real package sizes, convert between cups, fluid ounces, and ounces where needed, round each ingredient up to the number of packages the store sells, and run a yield check that shows the plan feeds at least 30.</w:t>
+      </w:r>
+    </w:p>
+    <w:p>
+      <w:pPr>
+        <w:numPr>
+          <w:ilvl w:val="0"/>
+          <w:numId w:val="1002"/>
+        </w:numPr>
+        <w:pStyle w:val="Compact"/>
+      </w:pPr>
+      <w:r>
+        <w:t xml:space="preserve">(High, Day 2) Given this week’s circular, cost the whole scaled recipe line by line with a running total, and when the total is over the station budget, revise it with a named swap and state in writing what the swap saved and what it cost in quality.</w:t>
       </w:r>
     </w:p>
     <w:p>
@@ -359,7 +377,7 @@
       <w:pPr>
         <w:numPr>
           <w:ilvl w:val="0"/>
-          <w:numId w:val="1002"/>
+          <w:numId w:val="1003"/>
         </w:numPr>
         <w:pStyle w:val="Compact"/>
       </w:pPr>
@@ -386,7 +404,7 @@
       <w:pPr>
         <w:numPr>
           <w:ilvl w:val="0"/>
-          <w:numId w:val="1002"/>
+          <w:numId w:val="1003"/>
         </w:numPr>
         <w:pStyle w:val="Compact"/>
       </w:pPr>
@@ -407,7 +425,7 @@
       <w:pPr>
         <w:numPr>
           <w:ilvl w:val="0"/>
-          <w:numId w:val="1002"/>
+          <w:numId w:val="1003"/>
         </w:numPr>
         <w:pStyle w:val="Compact"/>
       </w:pPr>
@@ -419,7 +437,7 @@
       <w:pPr>
         <w:numPr>
           <w:ilvl w:val="0"/>
-          <w:numId w:val="1002"/>
+          <w:numId w:val="1003"/>
         </w:numPr>
         <w:pStyle w:val="Compact"/>
       </w:pPr>
@@ -431,7 +449,7 @@
       <w:pPr>
         <w:numPr>
           <w:ilvl w:val="0"/>
-          <w:numId w:val="1002"/>
+          <w:numId w:val="1003"/>
         </w:numPr>
         <w:pStyle w:val="Compact"/>
       </w:pPr>
@@ -443,7 +461,7 @@
       <w:pPr>
         <w:numPr>
           <w:ilvl w:val="0"/>
-          <w:numId w:val="1002"/>
+          <w:numId w:val="1003"/>
         </w:numPr>
         <w:pStyle w:val="Compact"/>
       </w:pPr>
@@ -473,7 +491,7 @@
       <w:pPr>
         <w:numPr>
           <w:ilvl w:val="0"/>
-          <w:numId w:val="1002"/>
+          <w:numId w:val="1003"/>
         </w:numPr>
         <w:pStyle w:val="Compact"/>
       </w:pPr>
@@ -500,7 +518,7 @@
       <w:pPr>
         <w:numPr>
           <w:ilvl w:val="0"/>
-          <w:numId w:val="1002"/>
+          <w:numId w:val="1003"/>
         </w:numPr>
         <w:pStyle w:val="Compact"/>
       </w:pPr>
@@ -1327,73 +1345,133 @@
       <w:r>
         <w:t xml:space="preserve">Monitor understanding:</w:t>
       </w:r>
-      <w:r>
-        <w:t xml:space="preserve"> </w:t>
-      </w:r>
-      <w:r>
-        <w:t xml:space="preserve">- What is your scale factor, and where did the two numbers come from?</w:t>
-      </w:r>
-      <w:r>
-        <w:t xml:space="preserve"> </w:t>
-      </w:r>
-      <w:r>
-        <w:t xml:space="preserve">- That line says 3.5 boxes. How many boxes do you buy, and why not three?</w:t>
-      </w:r>
-      <w:r>
-        <w:t xml:space="preserve"> </w:t>
-      </w:r>
-      <w:r>
-        <w:t xml:space="preserve">- Is that 8 ounces weight or 8 fluid ounces? How do you know from the package?</w:t>
-      </w:r>
-      <w:r>
-        <w:t xml:space="preserve"> </w:t>
-      </w:r>
-      <w:r>
-        <w:t xml:space="preserve">- Your running total is at $17.40 and you have two lines left. Are you going to make it?</w:t>
-      </w:r>
-      <w:r>
-        <w:t xml:space="preserve"> </w:t>
-      </w:r>
-      <w:r>
-        <w:t xml:space="preserve">- What is the price per ounce on that item? Now do the store brand. Which one goes on the list?</w:t>
-      </w:r>
-    </w:p>
-    <w:p>
-      <w:pPr>
-        <w:pStyle w:val="BodyText"/>
+    </w:p>
+    <w:p>
+      <w:pPr>
+        <w:numPr>
+          <w:ilvl w:val="0"/>
+          <w:numId w:val="1004"/>
+        </w:numPr>
+        <w:pStyle w:val="Compact"/>
+      </w:pPr>
+      <w:r>
+        <w:t xml:space="preserve">What is your scale factor, and where did the two numbers come from?</w:t>
+      </w:r>
+    </w:p>
+    <w:p>
+      <w:pPr>
+        <w:numPr>
+          <w:ilvl w:val="0"/>
+          <w:numId w:val="1004"/>
+        </w:numPr>
+        <w:pStyle w:val="Compact"/>
+      </w:pPr>
+      <w:r>
+        <w:t xml:space="preserve">That line says 3.5 boxes. How many boxes do you buy, and why not three?</w:t>
+      </w:r>
+    </w:p>
+    <w:p>
+      <w:pPr>
+        <w:numPr>
+          <w:ilvl w:val="0"/>
+          <w:numId w:val="1004"/>
+        </w:numPr>
+        <w:pStyle w:val="Compact"/>
+      </w:pPr>
+      <w:r>
+        <w:t xml:space="preserve">Is that 8 ounces weight or 8 fluid ounces? How do you know from the package?</w:t>
+      </w:r>
+    </w:p>
+    <w:p>
+      <w:pPr>
+        <w:numPr>
+          <w:ilvl w:val="0"/>
+          <w:numId w:val="1004"/>
+        </w:numPr>
+        <w:pStyle w:val="Compact"/>
+      </w:pPr>
+      <w:r>
+        <w:t xml:space="preserve">Your running total is at $17.40 and you have two lines left. Are you going to make it?</w:t>
+      </w:r>
+    </w:p>
+    <w:p>
+      <w:pPr>
+        <w:numPr>
+          <w:ilvl w:val="0"/>
+          <w:numId w:val="1004"/>
+        </w:numPr>
+        <w:pStyle w:val="Compact"/>
+      </w:pPr>
+      <w:r>
+        <w:t xml:space="preserve">What is the price per ounce on that item? Now do the store brand. Which one goes on the list?</w:t>
+      </w:r>
+    </w:p>
+    <w:p>
+      <w:pPr>
+        <w:pStyle w:val="FirstParagraph"/>
       </w:pPr>
       <w:r>
         <w:t xml:space="preserve">Deepen learning:</w:t>
       </w:r>
-      <w:r>
-        <w:t xml:space="preserve"> </w:t>
-      </w:r>
-      <w:r>
-        <w:t xml:space="preserve">- Why does the store brand cost less for the same amount? What are you actually paying for on the other label?</w:t>
-      </w:r>
-      <w:r>
-        <w:t xml:space="preserve"> </w:t>
-      </w:r>
-      <w:r>
-        <w:t xml:space="preserve">- You rounded up on five lines. Add up the extra you are buying. Is that waste, or is it insurance? Which one would a restaurant call it?</w:t>
-      </w:r>
-      <w:r>
-        <w:t xml:space="preserve"> </w:t>
-      </w:r>
-      <w:r>
-        <w:t xml:space="preserve">- A restaurant calls the cost of the food in a dish its food cost, and the price on the menu is usually about three times that. What would your dish sell for? Does that number surprise you?</w:t>
-      </w:r>
-      <w:r>
-        <w:t xml:space="preserve"> </w:t>
-      </w:r>
-      <w:r>
-        <w:t xml:space="preserve">- Your swap saved eighty cents and made the dish a little worse. When is that a good trade and when is it not?</w:t>
-      </w:r>
-      <w:r>
-        <w:t xml:space="preserve"> </w:t>
-      </w:r>
-      <w:r>
-        <w:t xml:space="preserve">- If the class grew to 56, which line on your sheet would stop being a good deal, and why?</w:t>
+    </w:p>
+    <w:p>
+      <w:pPr>
+        <w:numPr>
+          <w:ilvl w:val="0"/>
+          <w:numId w:val="1005"/>
+        </w:numPr>
+        <w:pStyle w:val="Compact"/>
+      </w:pPr>
+      <w:r>
+        <w:t xml:space="preserve">Why does the store brand cost less for the same amount? What are you actually paying for on the other label?</w:t>
+      </w:r>
+    </w:p>
+    <w:p>
+      <w:pPr>
+        <w:numPr>
+          <w:ilvl w:val="0"/>
+          <w:numId w:val="1005"/>
+        </w:numPr>
+        <w:pStyle w:val="Compact"/>
+      </w:pPr>
+      <w:r>
+        <w:t xml:space="preserve">You rounded up on five lines. Add up the extra you are buying. Is that waste, or is it insurance? Which one would a restaurant call it?</w:t>
+      </w:r>
+    </w:p>
+    <w:p>
+      <w:pPr>
+        <w:numPr>
+          <w:ilvl w:val="0"/>
+          <w:numId w:val="1005"/>
+        </w:numPr>
+        <w:pStyle w:val="Compact"/>
+      </w:pPr>
+      <w:r>
+        <w:t xml:space="preserve">A restaurant calls the cost of the food in a dish its food cost, and the price on the menu is usually about three times that. What would your dish sell for? Does that number surprise you?</w:t>
+      </w:r>
+    </w:p>
+    <w:p>
+      <w:pPr>
+        <w:numPr>
+          <w:ilvl w:val="0"/>
+          <w:numId w:val="1005"/>
+        </w:numPr>
+        <w:pStyle w:val="Compact"/>
+      </w:pPr>
+      <w:r>
+        <w:t xml:space="preserve">Your swap saved eighty cents and made the dish a little worse. When is that a good trade and when is it not?</w:t>
+      </w:r>
+    </w:p>
+    <w:p>
+      <w:pPr>
+        <w:numPr>
+          <w:ilvl w:val="0"/>
+          <w:numId w:val="1005"/>
+        </w:numPr>
+        <w:pStyle w:val="Compact"/>
+      </w:pPr>
+      <w:r>
+        <w:t xml:space="preserve">If the class grew to 56, which line on your sheet would stop being a good deal, and why?</w:t>
       </w:r>
     </w:p>
     <w:p>
@@ -1562,7 +1640,7 @@
       <w:pPr>
         <w:numPr>
           <w:ilvl w:val="0"/>
-          <w:numId w:val="1003"/>
+          <w:numId w:val="1006"/>
         </w:numPr>
         <w:pStyle w:val="Compact"/>
       </w:pPr>
@@ -1586,7 +1664,7 @@
       <w:pPr>
         <w:numPr>
           <w:ilvl w:val="0"/>
-          <w:numId w:val="1003"/>
+          <w:numId w:val="1006"/>
         </w:numPr>
         <w:pStyle w:val="Compact"/>
       </w:pPr>
@@ -1598,7 +1676,7 @@
       <w:pPr>
         <w:numPr>
           <w:ilvl w:val="0"/>
-          <w:numId w:val="1003"/>
+          <w:numId w:val="1006"/>
         </w:numPr>
         <w:pStyle w:val="Compact"/>
       </w:pPr>
@@ -1610,7 +1688,7 @@
       <w:pPr>
         <w:numPr>
           <w:ilvl w:val="0"/>
-          <w:numId w:val="1003"/>
+          <w:numId w:val="1006"/>
         </w:numPr>
         <w:pStyle w:val="Compact"/>
       </w:pPr>
@@ -1622,7 +1700,7 @@
       <w:pPr>
         <w:numPr>
           <w:ilvl w:val="0"/>
-          <w:numId w:val="1003"/>
+          <w:numId w:val="1006"/>
         </w:numPr>
         <w:pStyle w:val="Compact"/>
       </w:pPr>
@@ -1634,7 +1712,7 @@
       <w:pPr>
         <w:numPr>
           <w:ilvl w:val="0"/>
-          <w:numId w:val="1003"/>
+          <w:numId w:val="1006"/>
         </w:numPr>
         <w:pStyle w:val="Compact"/>
       </w:pPr>
@@ -1976,7 +2054,7 @@
       <w:pPr>
         <w:numPr>
           <w:ilvl w:val="0"/>
-          <w:numId w:val="1004"/>
+          <w:numId w:val="1007"/>
         </w:numPr>
         <w:pStyle w:val="Compact"/>
       </w:pPr>
@@ -2000,7 +2078,7 @@
       <w:pPr>
         <w:numPr>
           <w:ilvl w:val="0"/>
-          <w:numId w:val="1004"/>
+          <w:numId w:val="1007"/>
         </w:numPr>
         <w:pStyle w:val="Compact"/>
       </w:pPr>
@@ -2012,7 +2090,7 @@
       <w:pPr>
         <w:numPr>
           <w:ilvl w:val="0"/>
-          <w:numId w:val="1004"/>
+          <w:numId w:val="1007"/>
         </w:numPr>
         <w:pStyle w:val="Compact"/>
       </w:pPr>
@@ -2045,7 +2123,7 @@
       <w:pPr>
         <w:numPr>
           <w:ilvl w:val="0"/>
-          <w:numId w:val="1004"/>
+          <w:numId w:val="1007"/>
         </w:numPr>
         <w:pStyle w:val="Compact"/>
       </w:pPr>
@@ -2069,7 +2147,7 @@
       <w:pPr>
         <w:numPr>
           <w:ilvl w:val="0"/>
-          <w:numId w:val="1004"/>
+          <w:numId w:val="1007"/>
         </w:numPr>
         <w:pStyle w:val="Compact"/>
       </w:pPr>
@@ -2093,7 +2171,7 @@
       <w:pPr>
         <w:numPr>
           <w:ilvl w:val="0"/>
-          <w:numId w:val="1004"/>
+          <w:numId w:val="1007"/>
         </w:numPr>
         <w:pStyle w:val="Compact"/>
       </w:pPr>
@@ -2154,7 +2232,7 @@
       <w:pPr>
         <w:numPr>
           <w:ilvl w:val="0"/>
-          <w:numId w:val="1005"/>
+          <w:numId w:val="1008"/>
         </w:numPr>
         <w:pStyle w:val="Compact"/>
       </w:pPr>
@@ -2166,7 +2244,7 @@
       <w:pPr>
         <w:numPr>
           <w:ilvl w:val="0"/>
-          <w:numId w:val="1005"/>
+          <w:numId w:val="1008"/>
         </w:numPr>
         <w:pStyle w:val="Compact"/>
       </w:pPr>
@@ -2178,7 +2256,7 @@
       <w:pPr>
         <w:numPr>
           <w:ilvl w:val="0"/>
-          <w:numId w:val="1005"/>
+          <w:numId w:val="1008"/>
         </w:numPr>
         <w:pStyle w:val="Compact"/>
       </w:pPr>
@@ -2190,7 +2268,7 @@
       <w:pPr>
         <w:numPr>
           <w:ilvl w:val="0"/>
-          <w:numId w:val="1005"/>
+          <w:numId w:val="1008"/>
         </w:numPr>
         <w:pStyle w:val="Compact"/>
       </w:pPr>
@@ -2220,7 +2298,7 @@
       <w:pPr>
         <w:numPr>
           <w:ilvl w:val="0"/>
-          <w:numId w:val="1005"/>
+          <w:numId w:val="1008"/>
         </w:numPr>
         <w:pStyle w:val="Compact"/>
       </w:pPr>
@@ -2232,7 +2310,7 @@
       <w:pPr>
         <w:numPr>
           <w:ilvl w:val="0"/>
-          <w:numId w:val="1005"/>
+          <w:numId w:val="1008"/>
         </w:numPr>
         <w:pStyle w:val="Compact"/>
       </w:pPr>
@@ -2247,7 +2325,7 @@
       <w:pPr>
         <w:numPr>
           <w:ilvl w:val="0"/>
-          <w:numId w:val="1005"/>
+          <w:numId w:val="1008"/>
         </w:numPr>
         <w:pStyle w:val="Compact"/>
       </w:pPr>
@@ -2540,6 +2618,118 @@
       </w:pPr>
     </w:lvl>
   </w:abstractNum>
+  <w:abstractNum w:abstractNumId="99411">
+    <w:nsid w:val="71315dca"/>
+    <w:multiLevelType w:val="multilevel"/>
+    <w:lvl w:ilvl="0">
+      <w:start w:val="1"/>
+      <w:numFmt w:val="decimal"/>
+      <w:lvlText w:val="%1."/>
+      <w:lvlJc w:val="left"/>
+      <w:pPr>
+        <w:tabs>
+          <w:tab w:val="num" w:pos="0"/>
+        </w:tabs>
+        <w:ind w:left="480" w:hanging="480"/>
+      </w:pPr>
+    </w:lvl>
+    <w:lvl w:ilvl="1">
+      <w:start w:val="1"/>
+      <w:numFmt w:val="decimal"/>
+      <w:lvlText w:val="%2."/>
+      <w:lvlJc w:val="left"/>
+      <w:pPr>
+        <w:tabs>
+          <w:tab w:val="num" w:pos="720"/>
+        </w:tabs>
+        <w:ind w:left="1200" w:hanging="480"/>
+      </w:pPr>
+    </w:lvl>
+    <w:lvl w:ilvl="2">
+      <w:start w:val="1"/>
+      <w:numFmt w:val="decimal"/>
+      <w:lvlText w:val="%3."/>
+      <w:lvlJc w:val="left"/>
+      <w:pPr>
+        <w:tabs>
+          <w:tab w:val="num" w:pos="1440"/>
+        </w:tabs>
+        <w:ind w:left="1920" w:hanging="480"/>
+      </w:pPr>
+    </w:lvl>
+    <w:lvl w:ilvl="3">
+      <w:start w:val="1"/>
+      <w:numFmt w:val="decimal"/>
+      <w:lvlText w:val="%4."/>
+      <w:lvlJc w:val="left"/>
+      <w:pPr>
+        <w:tabs>
+          <w:tab w:val="num" w:pos="2160"/>
+        </w:tabs>
+        <w:ind w:left="2640" w:hanging="480"/>
+      </w:pPr>
+    </w:lvl>
+    <w:lvl w:ilvl="4">
+      <w:start w:val="1"/>
+      <w:numFmt w:val="decimal"/>
+      <w:lvlText w:val="%5."/>
+      <w:lvlJc w:val="left"/>
+      <w:pPr>
+        <w:tabs>
+          <w:tab w:val="num" w:pos="2880"/>
+        </w:tabs>
+        <w:ind w:left="3360" w:hanging="480"/>
+      </w:pPr>
+    </w:lvl>
+    <w:lvl w:ilvl="5">
+      <w:start w:val="1"/>
+      <w:numFmt w:val="decimal"/>
+      <w:lvlText w:val="%6."/>
+      <w:lvlJc w:val="left"/>
+      <w:pPr>
+        <w:tabs>
+          <w:tab w:val="num" w:pos="3600"/>
+        </w:tabs>
+        <w:ind w:left="4080" w:hanging="480"/>
+      </w:pPr>
+    </w:lvl>
+    <w:lvl w:ilvl="6">
+      <w:start w:val="1"/>
+      <w:numFmt w:val="decimal"/>
+      <w:lvlText w:val="%7."/>
+      <w:lvlJc w:val="left"/>
+      <w:pPr>
+        <w:tabs>
+          <w:tab w:val="num" w:pos="4320"/>
+        </w:tabs>
+        <w:ind w:left="4800" w:hanging="480"/>
+      </w:pPr>
+    </w:lvl>
+    <w:lvl w:ilvl="7">
+      <w:start w:val="1"/>
+      <w:numFmt w:val="decimal"/>
+      <w:lvlText w:val="%8."/>
+      <w:lvlJc w:val="left"/>
+      <w:pPr>
+        <w:tabs>
+          <w:tab w:val="num" w:pos="5040"/>
+        </w:tabs>
+        <w:ind w:left="5520" w:hanging="480"/>
+      </w:pPr>
+    </w:lvl>
+    <w:lvl w:ilvl="8">
+      <w:start w:val="1"/>
+      <w:numFmt w:val="decimal"/>
+      <w:lvlText w:val="%9."/>
+      <w:lvlJc w:val="left"/>
+      <w:pPr>
+        <w:tabs>
+          <w:tab w:val="num" w:pos="5760"/>
+        </w:tabs>
+        <w:ind w:left="6240" w:hanging="480"/>
+      </w:pPr>
+    </w:lvl>
+  </w:abstractNum>
   <w:num w:numId="1000">
     <w:abstractNumId w:val="990"/>
   </w:num>
@@ -2547,7 +2737,34 @@
     <w:abstractNumId w:val="991"/>
   </w:num>
   <w:num w:numId="1002">
-    <w:abstractNumId w:val="991"/>
+    <w:abstractNumId w:val="99411"/>
+    <w:lvlOverride w:ilvl="0">
+      <w:startOverride w:val="1"/>
+    </w:lvlOverride>
+    <w:lvlOverride w:ilvl="1">
+      <w:startOverride w:val="1"/>
+    </w:lvlOverride>
+    <w:lvlOverride w:ilvl="2">
+      <w:startOverride w:val="1"/>
+    </w:lvlOverride>
+    <w:lvlOverride w:ilvl="3">
+      <w:startOverride w:val="1"/>
+    </w:lvlOverride>
+    <w:lvlOverride w:ilvl="4">
+      <w:startOverride w:val="1"/>
+    </w:lvlOverride>
+    <w:lvlOverride w:ilvl="5">
+      <w:startOverride w:val="1"/>
+    </w:lvlOverride>
+    <w:lvlOverride w:ilvl="6">
+      <w:startOverride w:val="1"/>
+    </w:lvlOverride>
+    <w:lvlOverride w:ilvl="7">
+      <w:startOverride w:val="1"/>
+    </w:lvlOverride>
+    <w:lvlOverride w:ilvl="8">
+      <w:startOverride w:val="1"/>
+    </w:lvlOverride>
   </w:num>
   <w:num w:numId="1003">
     <w:abstractNumId w:val="991"/>
@@ -2556,6 +2773,15 @@
     <w:abstractNumId w:val="991"/>
   </w:num>
   <w:num w:numId="1005">
+    <w:abstractNumId w:val="991"/>
+  </w:num>
+  <w:num w:numId="1006">
+    <w:abstractNumId w:val="991"/>
+  </w:num>
+  <w:num w:numId="1007">
+    <w:abstractNumId w:val="991"/>
+  </w:num>
+  <w:num w:numId="1008">
     <w:abstractNumId w:val="991"/>
   </w:num>
 </w:numbering>

--- a/downloads/teacher/04 Units/Unit 06 - Food Systems and Production - From Farm to Table/Lesson 06.13 - Scale the Recipe and Cost It From the Circular.docx
+++ b/downloads/teacher/04 Units/Unit 06 - Food Systems and Production - From Farm to Table/Lesson 06.13 - Scale the Recipe and Cost It From the Circular.docx
@@ -410,15 +410,6 @@
       </w:pPr>
       <w:r>
         <w:t xml:space="preserve">One real supermarket circular per student, this week’s, same store for the whole class.</w:t>
-      </w:r>
-      <w:r>
-        <w:t xml:space="preserve"> </w:t>
-      </w:r>
-      <w:r>
-        <w:rPr>
-          <w:rStyle w:val="TeacherNote"/>
-        </w:rPr>
-        <w:t xml:space="preserve">[Sal: get a stack from the store’s front door or print the digital circular. Same store for everybody, or the peer check in Step 4 does not work.]</w:t>
       </w:r>
     </w:p>
     <w:p>
@@ -2030,15 +2021,6 @@
       <w:r>
         <w:t xml:space="preserve">Math: this is ratio, unit rate, and unit conversion doing real work. The scale factor is a ratio, the price per ounce is a unit rate, and the cups to fluid ounces to ounces problem is the conversion the math class teaches abstractly. Give the math teacher the four costing sheets; they are a ready-made unit rate problem set with an answer that matters. FACS gives math a real data set and a reason; math gives FACS the words and the method students already know, and, if the teacher is willing, ten minutes to check the four running totals on Day 2.</w:t>
       </w:r>
-      <w:r>
-        <w:t xml:space="preserve"> </w:t>
-      </w:r>
-      <w:r>
-        <w:rPr>
-          <w:rStyle w:val="TeacherNote"/>
-        </w:rPr>
-        <w:t xml:space="preserve">[Sal: ask the math teacher in September which grade does unit rate and when, so Unit 6 lands after it.]</w:t>
-      </w:r>
     </w:p>
     <w:p>
       <w:pPr>
@@ -2109,15 +2091,6 @@
       <w:r>
         <w:t xml:space="preserve">, Part A.6.</w:t>
       </w:r>
-      <w:r>
-        <w:t xml:space="preserve"> </w:t>
-      </w:r>
-      <w:r>
-        <w:rPr>
-          <w:rStyle w:val="TeacherNote"/>
-        </w:rPr>
-        <w:t xml:space="preserve">[Sal: confirm against the NYSED PDF.]</w:t>
-      </w:r>
     </w:p>
     <w:p>
       <w:pPr>
@@ -2176,46 +2149,7 @@
         <w:pStyle w:val="Compact"/>
       </w:pPr>
       <w:r>
-        <w:t xml:space="preserve">Sal’s own materials:</w:t>
-      </w:r>
-      <w:r>
-        <w:t xml:space="preserve"> </w:t>
-      </w:r>
-      <w:r>
-        <w:rPr>
-          <w:rStyle w:val="VerbatimChar"/>
-        </w:rPr>
-        <w:t xml:space="preserve">education_teaching_facs_kingkullen_shoppinglist_2026_03.pdf</w:t>
-      </w:r>
-      <w:r>
-        <w:t xml:space="preserve"> </w:t>
-      </w:r>
-      <w:r>
-        <w:t xml:space="preserve">(eleven items for 112 students across four periods and four kitchens on a $150 budget, with the store-brand swap list and the savings per swap) is the model for the swap log.</w:t>
-      </w:r>
-      <w:r>
-        <w:t xml:space="preserve"> </w:t>
-      </w:r>
-      <w:r>
-        <w:rPr>
-          <w:rStyle w:val="VerbatimChar"/>
-        </w:rPr>
-        <w:t xml:space="preserve">education_teaching_facs_kingkullen_8thgrademenuoptions_2026_03.pdf</w:t>
-      </w:r>
-      <w:r>
-        <w:t xml:space="preserve"> </w:t>
-      </w:r>
-      <w:r>
-        <w:t xml:space="preserve">supplies the base prices. All prices marked</w:t>
-      </w:r>
-      <w:r>
-        <w:t xml:space="preserve"> </w:t>
-      </w:r>
-      <w:r>
-        <w:rPr>
-          <w:rStyle w:val="TeacherNote"/>
-        </w:rPr>
-        <w:t xml:space="preserve">[update from this week’s circular].</w:t>
+        <w:t xml:space="preserve">My own materials: (eleven items for 112 students across four periods and four kitchens on a $150 budget, with the store-brand swap list and the savings per swap) is the model for the swap log. supplies the base prices. All prices to be refreshed from the current circular before teaching.</w:t>
       </w:r>
     </w:p>
     <w:p>
@@ -2304,21 +2238,6 @@
       </w:pPr>
       <w:r>
         <w:t xml:space="preserve">Taping the four running totals up where everybody can see them does two things: it makes the class total real, and it makes a station that is way off notice before you tell them.</w:t>
-      </w:r>
-    </w:p>
-    <w:p>
-      <w:pPr>
-        <w:numPr>
-          <w:ilvl w:val="0"/>
-          <w:numId w:val="1008"/>
-        </w:numPr>
-        <w:pStyle w:val="Compact"/>
-      </w:pPr>
-      <w:r>
-        <w:rPr>
-          <w:rStyle w:val="TeacherNote"/>
-        </w:rPr>
-        <w:t xml:space="preserve">[Sal: your King Kullen swaps saved $14.40 on cookies, $6.00 on whipped topping, $5.99 on butter, and $3.99 on cups, which is $30.38 on a $150 order. Put those four real swaps on the Day 2 slide. It is the most convincing thing in the lesson because you actually did it.]</w:t>
       </w:r>
     </w:p>
     <w:p>
